--- a/Miscellaneous Collection.docx
+++ b/Miscellaneous Collection.docx
@@ -59,7 +59,10 @@
         <w:t xml:space="preserve">Last id recorded: </w:t>
       </w:r>
       <w:r>
-        <w:t>37</w:t>
+        <w:t>3</w:t>
+      </w:r>
+      <w:r>
+        <w:t>9</w:t>
       </w:r>
     </w:p>
     <w:p/>
@@ -644,6 +647,27 @@
     </w:p>
     <w:p>
       <w:pPr>
+        <w:pStyle w:val="ListParagraph"/>
+        <w:numPr>
+          <w:ilvl w:val="0"/>
+          <w:numId w:val="6"/>
+        </w:numPr>
+      </w:pPr>
+      <w:r>
+        <w:t>3</w:t>
+      </w:r>
+      <w:r>
+        <w:t>9</w:t>
+      </w:r>
+      <w:r>
+        <w:t xml:space="preserve">: </w:t>
+      </w:r>
+      <w:r>
+        <w:t>Hard Shadow vs Soft Shadow Image</w:t>
+      </w:r>
+    </w:p>
+    <w:p>
+      <w:pPr>
         <w:pStyle w:val="Heading4"/>
       </w:pPr>
       <w:r>
@@ -659,10 +683,7 @@
         </w:numPr>
       </w:pPr>
       <w:r>
-        <w:t>36</w:t>
-      </w:r>
-      <w:r>
-        <w:t xml:space="preserve">: </w:t>
+        <w:t xml:space="preserve">36: </w:t>
       </w:r>
       <w:r>
         <w:t>Front-end Roadmap Image</w:t>
@@ -677,16 +698,35 @@
         </w:numPr>
       </w:pPr>
       <w:r>
-        <w:t>37</w:t>
-      </w:r>
-      <w:r>
-        <w:t xml:space="preserve">: </w:t>
+        <w:t xml:space="preserve">37: </w:t>
       </w:r>
       <w:r>
         <w:t>Back-end Roadmap Image</w:t>
       </w:r>
     </w:p>
-    <w:p/>
+    <w:p>
+      <w:pPr>
+        <w:pStyle w:val="Heading4"/>
+      </w:pPr>
+      <w:r>
+        <w:t>General Technologies</w:t>
+      </w:r>
+    </w:p>
+    <w:p>
+      <w:pPr>
+        <w:pStyle w:val="ListParagraph"/>
+        <w:numPr>
+          <w:ilvl w:val="0"/>
+          <w:numId w:val="6"/>
+        </w:numPr>
+      </w:pPr>
+      <w:r>
+        <w:t xml:space="preserve">38: </w:t>
+      </w:r>
+      <w:r>
+        <w:t>Git Stages Image</w:t>
+      </w:r>
+    </w:p>
     <w:p/>
     <w:sectPr>
       <w:pgSz w:w="12240" w:h="15840"/>

--- a/Miscellaneous Collection.docx
+++ b/Miscellaneous Collection.docx
@@ -59,10 +59,7 @@
         <w:t xml:space="preserve">Last id recorded: </w:t>
       </w:r>
       <w:r>
-        <w:t>3</w:t>
-      </w:r>
-      <w:r>
-        <w:t>9</w:t>
+        <w:t>43</w:t>
       </w:r>
     </w:p>
     <w:p/>
@@ -251,8 +248,13 @@
       <w:r>
         <w:t xml:space="preserve">11: </w:t>
       </w:r>
-      <w:r>
-        <w:t>WebRef App Account Image</w:t>
+      <w:proofErr w:type="spellStart"/>
+      <w:r>
+        <w:t>WebRef</w:t>
+      </w:r>
+      <w:proofErr w:type="spellEnd"/>
+      <w:r>
+        <w:t xml:space="preserve"> App Account Image</w:t>
       </w:r>
     </w:p>
     <w:p>
@@ -266,8 +268,13 @@
       <w:r>
         <w:t xml:space="preserve">12: </w:t>
       </w:r>
-      <w:r>
-        <w:t>AndroidRef App Account Image</w:t>
+      <w:proofErr w:type="spellStart"/>
+      <w:r>
+        <w:t>AndroidRef</w:t>
+      </w:r>
+      <w:proofErr w:type="spellEnd"/>
+      <w:r>
+        <w:t xml:space="preserve"> App Account Image</w:t>
       </w:r>
     </w:p>
     <w:p>
@@ -435,14 +442,73 @@
         <w:t>General Purpose Account Image</w:t>
       </w:r>
     </w:p>
+    <w:p>
+      <w:pPr>
+        <w:pStyle w:val="ListParagraph"/>
+        <w:numPr>
+          <w:ilvl w:val="0"/>
+          <w:numId w:val="6"/>
+        </w:numPr>
+      </w:pPr>
+      <w:r>
+        <w:t xml:space="preserve">40: </w:t>
+      </w:r>
+      <w:r>
+        <w:t>Math Account 2 Image</w:t>
+      </w:r>
+    </w:p>
+    <w:p>
+      <w:pPr>
+        <w:pStyle w:val="ListParagraph"/>
+        <w:numPr>
+          <w:ilvl w:val="0"/>
+          <w:numId w:val="6"/>
+        </w:numPr>
+      </w:pPr>
+      <w:r>
+        <w:t xml:space="preserve">41: </w:t>
+      </w:r>
+      <w:r>
+        <w:t>Tools and Programs Image</w:t>
+      </w:r>
+    </w:p>
+    <w:p>
+      <w:pPr>
+        <w:pStyle w:val="ListParagraph"/>
+        <w:numPr>
+          <w:ilvl w:val="0"/>
+          <w:numId w:val="6"/>
+        </w:numPr>
+      </w:pPr>
+      <w:r>
+        <w:t xml:space="preserve">42: </w:t>
+      </w:r>
+      <w:r>
+        <w:t>Tools and Programs 2 Image</w:t>
+      </w:r>
+    </w:p>
+    <w:p>
+      <w:pPr>
+        <w:pStyle w:val="ListParagraph"/>
+        <w:numPr>
+          <w:ilvl w:val="0"/>
+          <w:numId w:val="6"/>
+        </w:numPr>
+      </w:pPr>
+      <w:r>
+        <w:lastRenderedPageBreak/>
+        <w:t xml:space="preserve">43: </w:t>
+      </w:r>
+      <w:r>
+        <w:t>Tools and Operating systems</w:t>
+      </w:r>
+    </w:p>
     <w:p/>
-    <w:p/>
     <w:p>
       <w:pPr>
         <w:pStyle w:val="Heading2"/>
       </w:pPr>
       <w:r>
-        <w:lastRenderedPageBreak/>
         <w:t>Knowledge</w:t>
       </w:r>
     </w:p>

--- a/Miscellaneous Collection.docx
+++ b/Miscellaneous Collection.docx
@@ -793,7 +793,79 @@
         <w:t>Git Stages Image</w:t>
       </w:r>
     </w:p>
+    <w:p>
+      <w:pPr>
+        <w:pStyle w:val="ListParagraph"/>
+        <w:numPr>
+          <w:ilvl w:val="0"/>
+          <w:numId w:val="6"/>
+        </w:numPr>
+      </w:pPr>
+      <w:r>
+        <w:t xml:space="preserve">44: </w:t>
+      </w:r>
+      <w:r>
+        <w:t>Types of Databases</w:t>
+      </w:r>
+      <w:r>
+        <w:t xml:space="preserve"> </w:t>
+      </w:r>
+      <w:r>
+        <w:t>Image</w:t>
+      </w:r>
+    </w:p>
     <w:p/>
+    <w:p/>
+    <w:p/>
+    <w:p>
+      <w:pPr>
+        <w:pStyle w:val="Heading2"/>
+      </w:pPr>
+      <w:r>
+        <w:t>Science</w:t>
+      </w:r>
+    </w:p>
+    <w:p>
+      <w:pPr>
+        <w:pStyle w:val="Heading3"/>
+      </w:pPr>
+      <w:r>
+        <w:t>Set Theory</w:t>
+      </w:r>
+    </w:p>
+    <w:p>
+      <w:pPr>
+        <w:pStyle w:val="ListParagraph"/>
+        <w:numPr>
+          <w:ilvl w:val="0"/>
+          <w:numId w:val="6"/>
+        </w:numPr>
+      </w:pPr>
+      <w:r>
+        <w:t xml:space="preserve">45: </w:t>
+      </w:r>
+      <w:r>
+        <w:t>Circle Venn Diagrams Image</w:t>
+      </w:r>
+    </w:p>
+    <w:p>
+      <w:pPr>
+        <w:pStyle w:val="ListParagraph"/>
+        <w:numPr>
+          <w:ilvl w:val="0"/>
+          <w:numId w:val="6"/>
+        </w:numPr>
+      </w:pPr>
+      <w:r>
+        <w:t>46</w:t>
+      </w:r>
+      <w:r>
+        <w:t xml:space="preserve">: </w:t>
+      </w:r>
+      <w:r>
+        <w:t>Circle Venn Diagrams Image 2</w:t>
+      </w:r>
+    </w:p>
     <w:sectPr>
       <w:pgSz w:w="12240" w:h="15840"/>
       <w:pgMar w:top="1440" w:right="1440" w:bottom="1440" w:left="1440" w:header="720" w:footer="720" w:gutter="0"/>
